--- a/Печать/Шаблон.docx
+++ b/Печать/Шаблон.docx
@@ -89,227 +89,6 @@
     </w:p>
     <w:p>
       <w:pPr>
-        <w:pStyle w:val="9"/>
-        <w:bidi w:val="0"/>
-        <w:rPr>
-          <w:rFonts w:hint="default"/>
-          <w:lang w:val="ru-RU" w:eastAsia="zh-CN"/>
-        </w:rPr>
-      </w:pPr>
-      <w:r>
-        <w:rPr>
-          <w:rFonts w:hint="default"/>
-          <w:lang w:val="ru-RU" w:eastAsia="zh-CN"/>
-        </w:rPr>
-        <w:t>Здесь исправлены все недостатки прошлого романа «Семь смертей...». Преступник все время был среди героев. Также в конце мистическая составляющая объясняется как инсценировка.</w:t>
-      </w:r>
-    </w:p>
-    <w:p>
-      <w:pPr>
-        <w:pStyle w:val="9"/>
-        <w:bidi w:val="0"/>
-        <w:rPr>
-          <w:rFonts w:hint="default"/>
-          <w:lang w:val="ru-RU" w:eastAsia="zh-CN"/>
-        </w:rPr>
-      </w:pPr>
-      <w:r>
-        <w:rPr>
-          <w:rFonts w:hint="default"/>
-          <w:lang w:val="ru-RU" w:eastAsia="zh-CN"/>
-        </w:rPr>
-        <w:t>Мне очень понравилось. Загадочный сюжет, простой слог с юмором, нет описаний, в конце все разъясняется пошагово, все логично.</w:t>
-      </w:r>
-    </w:p>
-    <w:p>
-      <w:pPr>
-        <w:pStyle w:val="9"/>
-        <w:bidi w:val="0"/>
-        <w:rPr>
-          <w:rFonts w:hint="default"/>
-          <w:lang w:val="ru-RU" w:eastAsia="zh-CN"/>
-        </w:rPr>
-      </w:pPr>
-      <w:r>
-        <w:rPr>
-          <w:rFonts w:hint="default"/>
-          <w:lang w:val="ru-RU" w:eastAsia="zh-CN"/>
-        </w:rPr>
-        <w:t>На торговом корабле везут специи из Ост-Индии в Амстердам, нескольких знатных пассажиров, обычных пассажиров и знаменитого сыщика с его телохранителем. Сыщик арестован.</w:t>
-      </w:r>
-    </w:p>
-    <w:p>
-      <w:pPr>
-        <w:pStyle w:val="9"/>
-        <w:bidi w:val="0"/>
-        <w:rPr>
-          <w:rFonts w:hint="default"/>
-          <w:lang w:val="ru-RU" w:eastAsia="zh-CN"/>
-        </w:rPr>
-      </w:pPr>
-      <w:r>
-        <w:rPr>
-          <w:rFonts w:hint="default"/>
-          <w:lang w:val="ru-RU" w:eastAsia="zh-CN"/>
-        </w:rPr>
-        <w:t>На борту генерал-губернатор с женой и гениальной дочерью везет изобретенный ею прибор на продажу и ожидает получить высокий пост.</w:t>
-      </w:r>
-    </w:p>
-    <w:p>
-      <w:pPr>
-        <w:pStyle w:val="9"/>
-        <w:bidi w:val="0"/>
-        <w:rPr>
-          <w:rFonts w:hint="default"/>
-          <w:lang w:val="ru-RU" w:eastAsia="zh-CN"/>
-        </w:rPr>
-      </w:pPr>
-      <w:r>
-        <w:rPr>
-          <w:rFonts w:hint="default"/>
-          <w:lang w:val="ru-RU" w:eastAsia="zh-CN"/>
-        </w:rPr>
-        <w:t>Телохранитель сыщика — это племянник губернатора, а любовница генерала — вдова охотника на ведьм, тоже с ним на корабле.</w:t>
-      </w:r>
-    </w:p>
-    <w:p>
-      <w:pPr>
-        <w:pStyle w:val="9"/>
-        <w:bidi w:val="0"/>
-        <w:rPr>
-          <w:rFonts w:hint="default"/>
-          <w:lang w:val="ru-RU" w:eastAsia="zh-CN"/>
-        </w:rPr>
-      </w:pPr>
-      <w:r>
-        <w:rPr>
-          <w:rFonts w:hint="default"/>
-          <w:lang w:val="ru-RU" w:eastAsia="zh-CN"/>
-        </w:rPr>
-        <w:t>30 лет назад у телохранителя убили отца в лесу, а у него на руке оставили шрам, похожий на глаз с хвостом. Такой символ стал появляться по всей стране и предвещать несчастья. Это считали меткой дьявола и убили некоего Старого Тома, обвинив его в сатанинстве. Но преступления продолжались.</w:t>
-      </w:r>
-    </w:p>
-    <w:p>
-      <w:pPr>
-        <w:pStyle w:val="9"/>
-        <w:bidi w:val="0"/>
-        <w:rPr>
-          <w:rFonts w:hint="default"/>
-          <w:lang w:val="ru-RU" w:eastAsia="zh-CN"/>
-        </w:rPr>
-      </w:pPr>
-      <w:r>
-        <w:rPr>
-          <w:rFonts w:hint="default"/>
-          <w:lang w:val="ru-RU" w:eastAsia="zh-CN"/>
-        </w:rPr>
-        <w:t>Считали, что богачи продавали душу дьяволу и нападали на бедных. Ловец ведьм охотился на них и изгонял его или убивал, но потом Старый Том снова где-то появлялся и в итоге сам убил охотника, а его жена с детьми скрывалась и стала любовницей генерала.</w:t>
-      </w:r>
-    </w:p>
-    <w:p>
-      <w:pPr>
-        <w:pStyle w:val="9"/>
-        <w:bidi w:val="0"/>
-        <w:rPr>
-          <w:rFonts w:hint="default"/>
-          <w:lang w:val="ru-RU" w:eastAsia="zh-CN"/>
-        </w:rPr>
-      </w:pPr>
-      <w:r>
-        <w:rPr>
-          <w:rFonts w:hint="default"/>
-          <w:lang w:val="ru-RU" w:eastAsia="zh-CN"/>
-        </w:rPr>
-        <w:t>Перед отплытием в порту прокаженный предсказал гибель корабля от рук дьявола и сгорел. Но на корабле его снова видели и стали происходить всякие неприятности.</w:t>
-      </w:r>
-    </w:p>
-    <w:p>
-      <w:pPr>
-        <w:pStyle w:val="9"/>
-        <w:bidi w:val="0"/>
-        <w:rPr>
-          <w:rFonts w:hint="default"/>
-          <w:lang w:val="ru-RU" w:eastAsia="zh-CN"/>
-        </w:rPr>
-      </w:pPr>
-      <w:r>
-        <w:rPr>
-          <w:rFonts w:hint="default"/>
-          <w:lang w:val="ru-RU" w:eastAsia="zh-CN"/>
-        </w:rPr>
-        <w:t>Генерал велел племяннику расследовать это самостоятельно. Он сдружился с его женой и советовался с ней и заключенным сыщиком. Узнал, что дядя связан с гибелью его отца, что боится всю жизнь Старого Тома, что на корабле дьявол планирует всех соблазнить и настроить друг против друга, а корабль затопить.</w:t>
-      </w:r>
-    </w:p>
-    <w:p>
-      <w:pPr>
-        <w:pStyle w:val="9"/>
-        <w:bidi w:val="0"/>
-        <w:rPr>
-          <w:rFonts w:hint="default"/>
-          <w:lang w:val="ru-RU" w:eastAsia="zh-CN"/>
-        </w:rPr>
-      </w:pPr>
-      <w:r>
-        <w:rPr>
-          <w:rFonts w:hint="default"/>
-          <w:lang w:val="ru-RU" w:eastAsia="zh-CN"/>
-        </w:rPr>
-        <w:t>В итоге генерала и еще некоторых пассажиров загадочно убили, все взбунтовались, корабль налетел на скалу и выжившие попали на остров.</w:t>
-      </w:r>
-    </w:p>
-    <w:p>
-      <w:pPr>
-        <w:pStyle w:val="9"/>
-        <w:bidi w:val="0"/>
-        <w:rPr>
-          <w:rFonts w:hint="default"/>
-          <w:lang w:val="ru-RU" w:eastAsia="zh-CN"/>
-        </w:rPr>
-      </w:pPr>
-      <w:r>
-        <w:rPr>
-          <w:rFonts w:hint="default"/>
-          <w:lang w:val="ru-RU" w:eastAsia="zh-CN"/>
-        </w:rPr>
-        <w:t>Оказалось, что сыщик и любовница генерала — это брат и сестра, семью которых разорил и убил генерал вместе с охотником на ведьм. Что дьявола они придумали сами, увидев шрам на руке племянника, которому все придали мистическое значение. Они готовились отомстить, поэтому брат стал сыщиком, а сестра вышла замуж за охотника на ведьм (но влюбилась в него).</w:t>
-      </w:r>
-    </w:p>
-    <w:p>
-      <w:pPr>
-        <w:pStyle w:val="9"/>
-        <w:bidi w:val="0"/>
-        <w:rPr>
-          <w:rFonts w:hint="default"/>
-          <w:lang w:val="ru-RU" w:eastAsia="zh-CN"/>
-        </w:rPr>
-      </w:pPr>
-      <w:r>
-        <w:rPr>
-          <w:rFonts w:hint="default"/>
-          <w:lang w:val="ru-RU" w:eastAsia="zh-CN"/>
-        </w:rPr>
-        <w:t>В конце телохранитель сыщика и жена генерала с дочерью их простили взамен на предложение играть дальше, но наказывая грешников, а не инсценируя продажу душ дьяволу.</w:t>
-      </w:r>
-    </w:p>
-    <w:p>
-      <w:pPr>
-        <w:pStyle w:val="9"/>
-        <w:bidi w:val="0"/>
-        <w:rPr>
-          <w:rFonts w:hint="default"/>
-          <w:lang w:val="ru-RU" w:eastAsia="zh-CN"/>
-        </w:rPr>
-      </w:pPr>
-      <w:r>
-        <w:rPr>
-          <w:rFonts w:hint="default"/>
-          <w:lang w:val="ru-RU" w:eastAsia="zh-CN"/>
-        </w:rPr>
-        <w:t>Примечание: Тёмная вода — человеческая душа, в которой прячется Старый Том (дьявол).</w:t>
-      </w:r>
-    </w:p>
-    <w:p>
-      <w:pPr>
         <w:pStyle w:val="10"/>
         <w:bidi w:val="0"/>
         <w:rPr>
@@ -390,246 +169,11 @@
           <w:rFonts w:hint="default"/>
           <w:lang w:val="ru-RU" w:eastAsia="zh-CN"/>
         </w:rPr>
-        <w:t>Подобная изысканность одеяния свидетельствовала о значительных успехах в морском деле. Капитаны кораблей получали процент от выручки за товар, который им удалось благополучно доставить в пункт назначения. И все же она не удивилась бы, если бы узнала, что он носит все свое состояние на себе.</w:t>
-      </w:r>
-    </w:p>
-    <w:p>
-      <w:pPr>
-        <w:pStyle w:val="11"/>
-        <w:bidi w:val="0"/>
-        <w:rPr>
-          <w:rFonts w:hint="default"/>
-          <w:lang w:val="ru-RU" w:eastAsia="zh-CN"/>
-        </w:rPr>
-      </w:pPr>
-      <w:r>
-        <w:rPr>
-          <w:rFonts w:hint="default"/>
-          <w:lang w:val="ru-RU" w:eastAsia="zh-CN"/>
-        </w:rPr>
-        <w:t>Грот</w:t>
-      </w:r>
-      <w:r>
-        <w:rPr>
-          <w:rFonts w:hint="default"/>
-          <w:lang w:val="en-US" w:eastAsia="zh-CN"/>
-        </w:rPr>
-        <w:t>-</w:t>
-      </w:r>
-      <w:r>
-        <w:rPr>
-          <w:rFonts w:hint="default"/>
-          <w:lang w:val="ru-RU" w:eastAsia="zh-CN"/>
-        </w:rPr>
-        <w:t>мачта — это самая высокая мачта посередине корабля.</w:t>
-      </w:r>
-    </w:p>
-    <w:p>
-      <w:pPr>
-        <w:pStyle w:val="11"/>
-        <w:bidi w:val="0"/>
-        <w:rPr>
-          <w:rFonts w:hint="default"/>
-          <w:lang w:val="ru-RU" w:eastAsia="zh-CN"/>
-        </w:rPr>
-      </w:pPr>
-      <w:r>
-        <w:rPr>
-          <w:rFonts w:hint="default"/>
-          <w:lang w:val="ru-RU" w:eastAsia="zh-CN"/>
-        </w:rPr>
-        <w:t>— Ты видел, как действует сыщик и сам сможешь расследовать преступление. — А ещё я видел, как белки прыгают по деревьям, но сам не научился.</w:t>
-      </w:r>
-    </w:p>
-    <w:p>
-      <w:pPr>
-        <w:pStyle w:val="11"/>
-        <w:bidi w:val="0"/>
-        <w:rPr>
-          <w:rFonts w:hint="default"/>
-          <w:lang w:val="ru-RU" w:eastAsia="zh-CN"/>
-        </w:rPr>
-      </w:pPr>
-      <w:r>
-        <w:rPr>
-          <w:rFonts w:hint="default"/>
-          <w:lang w:val="ru-RU" w:eastAsia="zh-CN"/>
-        </w:rPr>
-        <w:t>Слухи о вашей огромной комплекции вовсе не преувеличение. Бог будто бы увлекся, когда создавал вас.</w:t>
-      </w:r>
-    </w:p>
-    <w:p>
-      <w:pPr>
-        <w:pStyle w:val="11"/>
-        <w:bidi w:val="0"/>
-        <w:rPr>
-          <w:rFonts w:hint="default"/>
-          <w:lang w:val="ru-RU" w:eastAsia="zh-CN"/>
-        </w:rPr>
-      </w:pPr>
-      <w:r>
-        <w:rPr>
-          <w:rFonts w:hint="default"/>
-          <w:lang w:val="ru-RU" w:eastAsia="zh-CN"/>
-        </w:rPr>
-        <w:t>Увидев её, он вскочил на ноги, опрокинув скамью.</w:t>
-      </w:r>
-    </w:p>
-    <w:p>
-      <w:pPr>
-        <w:pStyle w:val="11"/>
-        <w:bidi w:val="0"/>
-        <w:rPr>
-          <w:rFonts w:hint="default"/>
-          <w:lang w:val="ru-RU" w:eastAsia="zh-CN"/>
-        </w:rPr>
-      </w:pPr>
-      <w:r>
-        <w:rPr>
-          <w:rFonts w:hint="default"/>
-          <w:lang w:val="ru-RU" w:eastAsia="zh-CN"/>
-        </w:rPr>
-        <w:t>Она жестом попросила её помолчать.</w:t>
-      </w:r>
-    </w:p>
-    <w:p>
-      <w:pPr>
-        <w:pStyle w:val="11"/>
-        <w:bidi w:val="0"/>
-        <w:rPr>
-          <w:rFonts w:hint="default"/>
-          <w:lang w:val="ru-RU" w:eastAsia="zh-CN"/>
-        </w:rPr>
-      </w:pPr>
-      <w:r>
-        <w:rPr>
-          <w:rFonts w:hint="default"/>
-          <w:lang w:val="ru-RU" w:eastAsia="zh-CN"/>
-        </w:rPr>
-        <w:t>Он говорил, сопровождая каждое слово ударом кулака по столу.</w:t>
-      </w:r>
-    </w:p>
-    <w:p>
-      <w:pPr>
-        <w:pStyle w:val="11"/>
-        <w:bidi w:val="0"/>
-        <w:rPr>
-          <w:rFonts w:hint="default"/>
-          <w:lang w:val="ru-RU" w:eastAsia="zh-CN"/>
-        </w:rPr>
-      </w:pPr>
-      <w:r>
-        <w:rPr>
-          <w:rFonts w:hint="default"/>
-          <w:lang w:val="ru-RU" w:eastAsia="zh-CN"/>
-        </w:rPr>
-        <w:t>Ладно, ладно, поцветистее просто рассказать хотел.</w:t>
-      </w:r>
-    </w:p>
-    <w:p>
-      <w:pPr>
-        <w:pStyle w:val="11"/>
-        <w:bidi w:val="0"/>
-        <w:rPr>
-          <w:rFonts w:hint="default"/>
-          <w:lang w:val="ru-RU" w:eastAsia="zh-CN"/>
-        </w:rPr>
-      </w:pPr>
-      <w:r>
-        <w:rPr>
-          <w:rFonts w:hint="default"/>
-          <w:lang w:val="ru-RU" w:eastAsia="zh-CN"/>
-        </w:rPr>
-        <w:t>Наконец он заговорил столь значительно, будто пересказывал слова самого Господа.</w:t>
-      </w:r>
-    </w:p>
-    <w:p>
-      <w:pPr>
-        <w:pStyle w:val="11"/>
-        <w:bidi w:val="0"/>
-        <w:rPr>
-          <w:rFonts w:hint="default"/>
-          <w:lang w:val="ru-RU" w:eastAsia="zh-CN"/>
-        </w:rPr>
-      </w:pPr>
-      <w:r>
-        <w:rPr>
-          <w:rFonts w:hint="default"/>
-          <w:lang w:val="ru-RU" w:eastAsia="zh-CN"/>
-        </w:rPr>
         <w:t>Лицо его, все еще опухшее, походило на перезрелую репу.</w:t>
       </w:r>
     </w:p>
     <w:p>
       <w:pPr>
-        <w:pStyle w:val="11"/>
-        <w:bidi w:val="0"/>
-        <w:rPr>
-          <w:rFonts w:hint="default"/>
-          <w:lang w:val="ru-RU" w:eastAsia="zh-CN"/>
-        </w:rPr>
-      </w:pPr>
-      <w:r>
-        <w:rPr>
-          <w:rFonts w:hint="default"/>
-          <w:lang w:val="ru-RU" w:eastAsia="zh-CN"/>
-        </w:rPr>
-        <w:t>Твой талант недоговаривать одновременно восхищает и раздражает.</w:t>
-      </w:r>
-    </w:p>
-    <w:p>
-      <w:pPr>
-        <w:pStyle w:val="11"/>
-        <w:bidi w:val="0"/>
-        <w:rPr>
-          <w:rFonts w:hint="default"/>
-          <w:lang w:val="ru-RU" w:eastAsia="zh-CN"/>
-        </w:rPr>
-      </w:pPr>
-      <w:r>
-        <w:rPr>
-          <w:rFonts w:hint="default"/>
-          <w:lang w:val="ru-RU" w:eastAsia="zh-CN"/>
-        </w:rPr>
-        <w:t>Как-то утром они сошли на берег в такой спешке, будто сам дьявол им свистнул.</w:t>
-      </w:r>
-    </w:p>
-    <w:p>
-      <w:pPr>
-        <w:pStyle w:val="11"/>
-        <w:bidi w:val="0"/>
-        <w:rPr>
-          <w:rFonts w:hint="default"/>
-          <w:lang w:val="ru-RU" w:eastAsia="zh-CN"/>
-        </w:rPr>
-      </w:pPr>
-      <w:r>
-        <w:rPr>
-          <w:rFonts w:hint="default"/>
-          <w:lang w:val="ru-RU" w:eastAsia="zh-CN"/>
-        </w:rPr>
-        <w:t>Этим многословным пассажем я лишь хочу сказать следующее.</w:t>
-      </w:r>
-    </w:p>
-    <w:p>
-      <w:pPr>
-        <w:pStyle w:val="11"/>
-        <w:bidi w:val="0"/>
-        <w:rPr>
-          <w:rFonts w:hint="default"/>
-          <w:lang w:val="ru-RU"/>
-        </w:rPr>
-      </w:pPr>
-      <w:r>
-        <w:rPr>
-          <w:rFonts w:hint="default"/>
-          <w:lang w:val="ru-RU" w:eastAsia="zh-CN"/>
-        </w:rPr>
-        <w:t>С вопросами почти всегда так: редко когда найдется простой ответ.</w:t>
-      </w:r>
-    </w:p>
-    <w:p>
-      <w:pPr>
         <w:pStyle w:val="10"/>
         <w:bidi w:val="0"/>
         <w:rPr>
@@ -744,34 +288,26 @@
           <w:rFonts w:hint="default"/>
           <w:lang w:val="ru-RU"/>
         </w:rPr>
-        <w:t>Я оказался прирожденным мо</w:t>
-      </w:r>
+        <w:t>Я оказался прирожденным мореходом. Спросите любого матроса, и он вам скажет, что никто лучше меня не умеет определять курс и толковать изменения на небе и в море.</w:t>
+      </w:r>
+    </w:p>
+    <w:p>
+      <w:pPr>
+        <w:pStyle w:val="12"/>
+        <w:bidi w:val="0"/>
+        <w:rPr>
+          <w:rFonts w:hint="default"/>
+          <w:lang w:val="ru-RU"/>
+        </w:rPr>
+      </w:pPr>
       <w:bookmarkStart w:id="0" w:name="_GoBack"/>
       <w:bookmarkEnd w:id="0"/>
-      <w:r>
-        <w:rPr>
-          <w:rFonts w:hint="default"/>
-          <w:lang w:val="ru-RU"/>
-        </w:rPr>
-        <w:t>реходом. Спросите любого матроса, и он вам скажет, что никто лучше меня не умеет определять курс и толковать изменения на небе и в море.</w:t>
-      </w:r>
-    </w:p>
-    <w:p>
-      <w:pPr>
-        <w:pStyle w:val="12"/>
-        <w:bidi w:val="0"/>
-        <w:rPr>
-          <w:rFonts w:hint="default"/>
-          <w:lang w:val="ru-RU"/>
-        </w:rPr>
-      </w:pPr>
     </w:p>
     <w:sectPr>
       <w:headerReference r:id="rId3" w:type="default"/>
       <w:footerReference r:id="rId4" w:type="default"/>
       <w:pgSz w:w="8419" w:h="11906" w:orient="landscape"/>
       <w:pgMar w:top="567" w:right="567" w:bottom="567" w:left="567" w:header="720" w:footer="720" w:gutter="567"/>
-      <w:paperSrc/>
       <w:pgNumType w:fmt="decimal"/>
       <w:cols w:space="0" w:num="1"/>
       <w:docGrid w:linePitch="360" w:charSpace="0"/>
